--- a/docs/Речь_Предзащита_ВКР.docx
+++ b/docs/Речь_Предзащита_ВКР.docx
@@ -742,22 +742,22 @@
           <w:sz w:val="28"/>
           <w:szCs w:val="28"/>
         </w:rPr>
-        <w:t xml:space="preserve">Целью работы является повышение эффективности публикации и сопровождения веб-игр на платформе Welwise Games за счёт системы, которая переводит разработчиков на самообслуживание и убирает ручные операции сотрудников.</w:t>
-      </w:r>
-    </w:p>
-    <w:p>
-      <w:pPr>
-        <w:spacing w:after="120" w:line="360"/>
-        <w:ind w:firstLine="709"/>
-        <w:jc w:val="both"/>
-      </w:pPr>
-      <w:r>
-        <w:rPr>
-          <w:rFonts w:ascii="Times New Roman" w:cs="Times New Roman" w:eastAsia="Times New Roman" w:hAnsi="Times New Roman"/>
-          <w:sz w:val="28"/>
-          <w:szCs w:val="28"/>
-        </w:rPr>
-        <w:t xml:space="preserve">Для этого поставлено шесть задач. На текущий момент выполнены анализ, модели процессов и техническое задание по ГОСТ 34.602-2020; проектирование и реализация подсистем ведутся параллельно.</w:t>
+        <w:t xml:space="preserve">Целью работы является повышение эффективности публикации и сопровождения веб-игр на платформе Welwise Games за счёт внедрения автоматизированной системы, которая переводит разработчиков на самообслуживание и убирает ручные операции сотрудников.</w:t>
+      </w:r>
+    </w:p>
+    <w:p>
+      <w:pPr>
+        <w:spacing w:after="120" w:line="360"/>
+        <w:ind w:firstLine="709"/>
+        <w:jc w:val="both"/>
+      </w:pPr>
+      <w:r>
+        <w:rPr>
+          <w:rFonts w:ascii="Times New Roman" w:cs="Times New Roman" w:eastAsia="Times New Roman" w:hAnsi="Times New Roman"/>
+          <w:sz w:val="28"/>
+          <w:szCs w:val="28"/>
+        </w:rPr>
+        <w:t xml:space="preserve">Для этого поставлено шесть задач — от анализа предметной области до тестирования системы.</w:t>
       </w:r>
     </w:p>
     <w:p>
@@ -970,10 +970,87 @@
       <w:r>
         <w:rPr>
           <w:rFonts w:ascii="Times New Roman" w:cs="Times New Roman" w:eastAsia="Times New Roman" w:hAnsi="Times New Roman"/>
-          <w:sz w:val="28"/>
-          <w:szCs w:val="28"/>
-        </w:rPr>
-        <w:t xml:space="preserve">Таким образом, на текущем этапе проанализирована предметная область, построены модели процессов, разработано техническое задание и определены функции системы; проектирование и реализация продолжаются.</w:t>
+          <w:b/>
+          <w:bCs/>
+          <w:i/>
+          <w:iCs/>
+          <w:sz w:val="28"/>
+          <w:szCs w:val="28"/>
+        </w:rPr>
+        <w:t xml:space="preserve">Переход: </w:t>
+      </w:r>
+      <w:r>
+        <w:rPr>
+          <w:rFonts w:ascii="Times New Roman" w:cs="Times New Roman" w:eastAsia="Times New Roman" w:hAnsi="Times New Roman"/>
+          <w:i/>
+          <w:iCs/>
+          <w:sz w:val="28"/>
+          <w:szCs w:val="28"/>
+        </w:rPr>
+        <w:t xml:space="preserve">Подведу итоги проделанной работы.</w:t>
+      </w:r>
+    </w:p>
+    <w:p>
+      <w:pPr>
+        <w:keepNext/>
+        <w:spacing w:after="120" w:before="240" w:line="360"/>
+        <w:ind w:firstLine="0"/>
+        <w:jc w:val="both"/>
+      </w:pPr>
+      <w:r>
+        <w:rPr>
+          <w:rFonts w:ascii="Times New Roman" w:cs="Times New Roman" w:eastAsia="Times New Roman" w:hAnsi="Times New Roman"/>
+          <w:b/>
+          <w:bCs/>
+          <w:sz w:val="28"/>
+          <w:szCs w:val="28"/>
+        </w:rPr>
+        <w:t xml:space="preserve">Слайд 14. Заключение</w:t>
+      </w:r>
+    </w:p>
+    <w:p>
+      <w:pPr>
+        <w:spacing w:after="120" w:line="360"/>
+        <w:ind w:firstLine="709"/>
+        <w:jc w:val="both"/>
+      </w:pPr>
+      <w:r>
+        <w:rPr>
+          <w:rFonts w:ascii="Times New Roman" w:cs="Times New Roman" w:eastAsia="Times New Roman" w:hAnsi="Times New Roman"/>
+          <w:sz w:val="28"/>
+          <w:szCs w:val="28"/>
+        </w:rPr>
+        <w:t xml:space="preserve">В ходе работы проанализирована предметная область и деятельность заказчика, построены модели процессов «как есть» и выявлены их проблемы, а на их основе — модели «как будет». Сравнение с аналогами подтвердило, что готового решения нет, поэтому сформулированы цель и задачи и разработано техническое задание по ГОСТ 34.602-2020.</w:t>
+      </w:r>
+    </w:p>
+    <w:p>
+      <w:pPr>
+        <w:spacing w:after="120" w:line="360"/>
+        <w:ind w:firstLine="709"/>
+        <w:jc w:val="both"/>
+      </w:pPr>
+      <w:r>
+        <w:rPr>
+          <w:rFonts w:ascii="Times New Roman" w:cs="Times New Roman" w:eastAsia="Times New Roman" w:hAnsi="Times New Roman"/>
+          <w:sz w:val="28"/>
+          <w:szCs w:val="28"/>
+        </w:rPr>
+        <w:t xml:space="preserve">Дальше работа перешла от моделей к коду: функции системы определены диаграммами вариантов использования, система спроектирована и реализована в виде восьми сервисов, а программный код проверен 413 автоматическими тестами.</w:t>
+      </w:r>
+    </w:p>
+    <w:p>
+      <w:pPr>
+        <w:spacing w:after="120" w:line="360"/>
+        <w:ind w:firstLine="709"/>
+        <w:jc w:val="both"/>
+      </w:pPr>
+      <w:r>
+        <w:rPr>
+          <w:rFonts w:ascii="Times New Roman" w:cs="Times New Roman" w:eastAsia="Times New Roman" w:hAnsi="Times New Roman"/>
+          <w:sz w:val="28"/>
+          <w:szCs w:val="28"/>
+        </w:rPr>
+        <w:t xml:space="preserve">Сейчас проект находится на этапе внедрения: система проходит тестирование на реальном стенде платформы Welwise Games, и в течение ближайшего месяца этот этап будет завершён.</w:t>
       </w:r>
     </w:p>
     <w:p>
@@ -1020,7 +1097,7 @@
           <w:sz w:val="28"/>
           <w:szCs w:val="28"/>
         </w:rPr>
-        <w:t xml:space="preserve">— Объём доклада — около 892 слов, это примерно 7 минут спокойной речи; регламент — 5–7 минут, при нехватке времени сокращаются пояснения на слайдах с диаграммами вариантов использования.</w:t>
+        <w:t xml:space="preserve">— Объём доклада — около 963 слов, это примерно 7 минут спокойной речи; регламент — 5–7 минут, при нехватке времени сокращаются пояснения на слайдах с диаграммами вариантов использования.</w:t>
       </w:r>
     </w:p>
     <w:p>
